--- a/WDF_PRACTICAL_FILE.docx
+++ b/WDF_PRACTICAL_FILE.docx
@@ -373,7 +373,7 @@
         <w:rPr>
           <w:lang w:val="en-IN"/>
         </w:rPr>
-        <w:t>You create an HTML file (.html) that contains the structure and content of your webpage — text, headings, images, links, forms, etc.</w:t>
+        <w:t>You create an HTML file that contains the structure and content of your webpage — text, headings, images, links, forms, etc.</w:t>
       </w:r>
     </w:p>
     <w:p>
@@ -4562,24 +4562,22 @@
           <w:bCs/>
           <w:szCs w:val="20"/>
         </w:rPr>
-        <w:t xml:space="preserve">had no idea about how I put image </w:t>
-      </w:r>
-      <w:proofErr w:type="spellStart"/>
+        <w:t>had no idea about how I put image b</w:t>
+      </w:r>
       <w:r>
         <w:rPr>
           <w:bCs/>
           <w:szCs w:val="20"/>
         </w:rPr>
-        <w:t>b</w:t>
+        <w:t>ehin</w:t>
       </w:r>
       <w:r>
         <w:rPr>
           <w:bCs/>
           <w:szCs w:val="20"/>
         </w:rPr>
-        <w:t>ehing</w:t>
-      </w:r>
-      <w:proofErr w:type="spellEnd"/>
+        <w:t>d</w:t>
+      </w:r>
       <w:r>
         <w:rPr>
           <w:bCs/>
@@ -4608,17 +4606,15 @@
           <w:bCs/>
           <w:szCs w:val="20"/>
         </w:rPr>
-        <w:t xml:space="preserve">that I want to put image </w:t>
-      </w:r>
-      <w:proofErr w:type="spellStart"/>
+        <w:t>that I want to put image behin</w:t>
+      </w:r>
       <w:r>
         <w:rPr>
           <w:bCs/>
           <w:szCs w:val="20"/>
         </w:rPr>
-        <w:t>behing</w:t>
-      </w:r>
-      <w:proofErr w:type="spellEnd"/>
+        <w:t>d</w:t>
+      </w:r>
       <w:r>
         <w:rPr>
           <w:bCs/>
@@ -4766,7 +4762,30 @@
           <w:bCs/>
           <w:szCs w:val="20"/>
         </w:rPr>
-        <w:t xml:space="preserve">form </w:t>
+        <w:t>form</w:t>
+      </w:r>
+      <w:r>
+        <w:rPr>
+          <w:bCs/>
+          <w:szCs w:val="20"/>
+        </w:rPr>
+        <w:t xml:space="preserve">, </w:t>
+      </w:r>
+      <w:proofErr w:type="gramStart"/>
+      <w:r>
+        <w:rPr>
+          <w:bCs/>
+          <w:szCs w:val="20"/>
+        </w:rPr>
+        <w:t>Flex ,</w:t>
+      </w:r>
+      <w:proofErr w:type="gramEnd"/>
+      <w:r>
+        <w:rPr>
+          <w:bCs/>
+          <w:szCs w:val="20"/>
+        </w:rPr>
+        <w:t xml:space="preserve"> grid, </w:t>
       </w:r>
       <w:proofErr w:type="gramStart"/>
       <w:r>

--- a/WDF_PRACTICAL_FILE.docx
+++ b/WDF_PRACTICAL_FILE.docx
@@ -9114,25 +9114,19 @@
       <w:pStyle w:val="Footer"/>
     </w:pPr>
     <w:r>
-      <w:rPr>
-        <w:color w:val="FF0000"/>
-      </w:rPr>
       <w:t>25DC</w:t>
     </w:r>
     <w:r>
-      <w:rPr>
-        <w:color w:val="FF0000"/>
-      </w:rPr>
       <w:t>E0</w:t>
     </w:r>
     <w:r>
-      <w:rPr>
-        <w:color w:val="FF0000"/>
-      </w:rPr>
       <w:t>14</w:t>
     </w:r>
     <w:r>
-      <w:t xml:space="preserve">                                                                                                                      </w:t>
+      <w:t xml:space="preserve"> </w:t>
+    </w:r>
+    <w:r>
+      <w:t xml:space="preserve">                                                                                                                     </w:t>
     </w:r>
     <w:r>
       <w:fldChar w:fldCharType="begin"/>
@@ -9222,7 +9216,6 @@
     </w:r>
     <w:r>
       <w:rPr>
-        <w:color w:val="FF0000"/>
         <w:sz w:val="20"/>
       </w:rPr>
       <w:t>Computer Engineering</w:t>

--- a/WDF_PRACTICAL_FILE.docx
+++ b/WDF_PRACTICAL_FILE.docx
@@ -201,22 +201,14 @@
         <w:rPr>
           <w:lang w:val="en-IN"/>
         </w:rPr>
-        <w:t xml:space="preserve">Scheme, Subdomain, Domain Name, Top-Level Domain, Port Number, Path, Query Parameters, </w:t>
-      </w:r>
-      <w:proofErr w:type="gramStart"/>
+        <w:t>Scheme, Subdomain, Domain Name, Top-Level Domain, Port Number, Path, Query Parameters, Fragment</w:t>
+      </w:r>
       <w:r>
         <w:rPr>
           <w:lang w:val="en-IN"/>
         </w:rPr>
-        <w:t>Fragment</w:t>
-      </w:r>
-      <w:r>
-        <w:rPr>
-          <w:lang w:val="en-IN"/>
-        </w:rPr>
         <w:t xml:space="preserve"> .</w:t>
       </w:r>
-      <w:proofErr w:type="gramEnd"/>
     </w:p>
     <w:p>
       <w:pPr>
@@ -237,7 +229,6 @@
           </w14:textOutline>
         </w:rPr>
       </w:pPr>
-      <w:proofErr w:type="gramStart"/>
       <w:r>
         <w:rPr>
           <w:bCs/>
@@ -274,7 +265,6 @@
         </w:rPr>
         <w:t>https://developer.mozilla.org/en-US/docs/Learn_web_development/Howto/Web_mechanics/What_is_a_URL</w:t>
       </w:r>
-      <w:proofErr w:type="gramEnd"/>
       <w:r>
         <w:rPr>
           <w:bCs/>
@@ -449,21 +439,7 @@
         <w:rPr>
           <w:lang w:val="en-IN"/>
         </w:rPr>
-        <w:t xml:space="preserve">The browser scans your code from top to bottom. It starts with the &lt;!DOCTYPE html&gt; declaration, then </w:t>
-      </w:r>
-      <w:proofErr w:type="gramStart"/>
-      <w:r>
-        <w:rPr>
-          <w:lang w:val="en-IN"/>
-        </w:rPr>
-        <w:t>reads  sections</w:t>
-      </w:r>
-      <w:proofErr w:type="gramEnd"/>
-      <w:r>
-        <w:rPr>
-          <w:lang w:val="en-IN"/>
-        </w:rPr>
-        <w:t>.</w:t>
+        <w:t>The browser scans your code from top to bottom. It starts with the &lt;!DOCTYPE html&gt; declaration, then reads  sections.</w:t>
       </w:r>
     </w:p>
     <w:p>
@@ -1094,13 +1070,8 @@
     </w:p>
     <w:p>
       <w:r>
-        <w:t xml:space="preserve">- git </w:t>
-      </w:r>
-      <w:proofErr w:type="gramStart"/>
-      <w:r>
-        <w:t>add .</w:t>
-      </w:r>
-      <w:proofErr w:type="gramEnd"/>
+        <w:t>- git add .</w:t>
+      </w:r>
     </w:p>
     <w:p>
       <w:r>
@@ -2565,15 +2536,14 @@
           <w:bCs/>
           <w:szCs w:val="20"/>
         </w:rPr>
-        <w:t xml:space="preserve"> requirement at that time I </w:t>
-      </w:r>
-      <w:proofErr w:type="gramStart"/>
+        <w:t xml:space="preserve"> requirement at that time I stuck</w:t>
+      </w:r>
       <w:r>
         <w:rPr>
           <w:bCs/>
           <w:szCs w:val="20"/>
         </w:rPr>
-        <w:t>stuck</w:t>
+        <w:t xml:space="preserve"> </w:t>
       </w:r>
       <w:r>
         <w:rPr>
@@ -2587,151 +2557,93 @@
           <w:bCs/>
           <w:szCs w:val="20"/>
         </w:rPr>
-        <w:t xml:space="preserve"> </w:t>
+        <w:t xml:space="preserve">. I thought that </w:t>
       </w:r>
       <w:r>
         <w:rPr>
           <w:bCs/>
           <w:szCs w:val="20"/>
         </w:rPr>
-        <w:t>.</w:t>
-      </w:r>
-      <w:proofErr w:type="gramEnd"/>
+        <w:t xml:space="preserve">what type of pages we will make </w:t>
+      </w:r>
+      <w:proofErr w:type="spellStart"/>
       <w:r>
         <w:rPr>
           <w:bCs/>
           <w:szCs w:val="20"/>
         </w:rPr>
-        <w:t xml:space="preserve"> I thought that </w:t>
-      </w:r>
+        <w:t>etc</w:t>
+      </w:r>
+      <w:proofErr w:type="spellEnd"/>
       <w:r>
         <w:rPr>
           <w:bCs/>
           <w:szCs w:val="20"/>
         </w:rPr>
-        <w:t xml:space="preserve">what type of pages we will make </w:t>
-      </w:r>
-      <w:proofErr w:type="spellStart"/>
-      <w:proofErr w:type="gramStart"/>
+        <w:t xml:space="preserve"> .</w:t>
+      </w:r>
       <w:r>
         <w:rPr>
           <w:bCs/>
           <w:szCs w:val="20"/>
         </w:rPr>
-        <w:t>etc</w:t>
-      </w:r>
-      <w:proofErr w:type="spellEnd"/>
+        <w:t xml:space="preserve"> But I start collecting info or requirement </w:t>
+      </w:r>
       <w:r>
         <w:rPr>
           <w:bCs/>
           <w:szCs w:val="20"/>
         </w:rPr>
-        <w:t xml:space="preserve"> .</w:t>
-      </w:r>
-      <w:proofErr w:type="gramEnd"/>
+        <w:t xml:space="preserve">from my friend </w:t>
+      </w:r>
       <w:r>
         <w:rPr>
           <w:bCs/>
           <w:szCs w:val="20"/>
         </w:rPr>
-        <w:t xml:space="preserve"> But I start collecting info or requirement </w:t>
+        <w:t>a</w:t>
       </w:r>
       <w:r>
         <w:rPr>
           <w:bCs/>
           <w:szCs w:val="20"/>
         </w:rPr>
-        <w:t xml:space="preserve">from my friend </w:t>
+        <w:t xml:space="preserve">nd </w:t>
       </w:r>
       <w:r>
         <w:rPr>
           <w:bCs/>
           <w:szCs w:val="20"/>
         </w:rPr>
-        <w:t>a</w:t>
+        <w:t xml:space="preserve">then , I make sitemap and wireframe </w:t>
       </w:r>
       <w:r>
         <w:rPr>
           <w:bCs/>
           <w:szCs w:val="20"/>
         </w:rPr>
-        <w:t xml:space="preserve">nd </w:t>
-      </w:r>
-      <w:proofErr w:type="gramStart"/>
+        <w:t>in tool like draw.io. I also faced difficulty when I make repo</w:t>
+      </w:r>
       <w:r>
         <w:rPr>
           <w:bCs/>
           <w:szCs w:val="20"/>
         </w:rPr>
-        <w:t>then ,</w:t>
-      </w:r>
-      <w:proofErr w:type="gramEnd"/>
+        <w:t xml:space="preserve">s and push code and commit changes through command prompt , then I </w:t>
+      </w:r>
       <w:r>
         <w:rPr>
           <w:bCs/>
           <w:szCs w:val="20"/>
         </w:rPr>
-        <w:t xml:space="preserve"> I make sitemap and wireframe </w:t>
+        <w:t xml:space="preserve">show a tutorial video of Git/GitHub version control </w:t>
       </w:r>
       <w:r>
         <w:rPr>
           <w:bCs/>
           <w:szCs w:val="20"/>
         </w:rPr>
-        <w:t>in tool like draw.io. I also faced difficulty when I make repo</w:t>
-      </w:r>
-      <w:r>
-        <w:rPr>
-          <w:bCs/>
-          <w:szCs w:val="20"/>
-        </w:rPr>
-        <w:t xml:space="preserve">s and push code and commit changes through command </w:t>
-      </w:r>
-      <w:proofErr w:type="gramStart"/>
-      <w:r>
-        <w:rPr>
-          <w:bCs/>
-          <w:szCs w:val="20"/>
-        </w:rPr>
-        <w:t>prompt ,</w:t>
-      </w:r>
-      <w:proofErr w:type="gramEnd"/>
-      <w:r>
-        <w:rPr>
-          <w:bCs/>
-          <w:szCs w:val="20"/>
-        </w:rPr>
-        <w:t xml:space="preserve"> then I </w:t>
-      </w:r>
-      <w:r>
-        <w:rPr>
-          <w:bCs/>
-          <w:szCs w:val="20"/>
-        </w:rPr>
-        <w:t xml:space="preserve">show a tutorial video of Git/GitHub version </w:t>
-      </w:r>
-      <w:proofErr w:type="gramStart"/>
-      <w:r>
-        <w:rPr>
-          <w:bCs/>
-          <w:szCs w:val="20"/>
-        </w:rPr>
-        <w:t xml:space="preserve">control </w:t>
-      </w:r>
-      <w:r>
-        <w:rPr>
-          <w:bCs/>
-          <w:szCs w:val="20"/>
-        </w:rPr>
-        <w:t>,</w:t>
-      </w:r>
-      <w:proofErr w:type="gramEnd"/>
-      <w:r>
-        <w:rPr>
-          <w:bCs/>
-          <w:szCs w:val="20"/>
-        </w:rPr>
-        <w:t xml:space="preserve"> then I am good commit and etc.</w:t>
+        <w:t>, then I am good commit and etc.</w:t>
       </w:r>
       <w:r>
         <w:rPr>
@@ -2787,23 +2699,7 @@
           <w:bCs/>
           <w:szCs w:val="21"/>
         </w:rPr>
-        <w:t xml:space="preserve"> and I am able to </w:t>
-      </w:r>
-      <w:proofErr w:type="gramStart"/>
-      <w:r>
-        <w:rPr>
-          <w:bCs/>
-          <w:szCs w:val="21"/>
-        </w:rPr>
-        <w:t>push ,</w:t>
-      </w:r>
-      <w:proofErr w:type="gramEnd"/>
-      <w:r>
-        <w:rPr>
-          <w:bCs/>
-          <w:szCs w:val="21"/>
-        </w:rPr>
-        <w:t xml:space="preserve"> pull and commit my changes into my </w:t>
+        <w:t xml:space="preserve"> and I am able to push , pull and commit my changes into my </w:t>
       </w:r>
       <w:proofErr w:type="spellStart"/>
       <w:r>
@@ -3032,7 +2928,6 @@
         <w:t xml:space="preserve">Practical </w:t>
       </w:r>
       <w:proofErr w:type="spellStart"/>
-      <w:proofErr w:type="gramStart"/>
       <w:r>
         <w:rPr>
           <w:b/>
@@ -3041,7 +2936,6 @@
         <w:t>Title:Responsive</w:t>
       </w:r>
       <w:proofErr w:type="spellEnd"/>
-      <w:proofErr w:type="gramEnd"/>
       <w:r>
         <w:rPr>
           <w:b/>
@@ -3076,7 +2970,6 @@
         <w:t xml:space="preserve">Problem </w:t>
       </w:r>
       <w:proofErr w:type="spellStart"/>
-      <w:proofErr w:type="gramStart"/>
       <w:r>
         <w:rPr>
           <w:rFonts w:ascii="Times New Roman" w:eastAsia="Times New Roman" w:hAnsi="Times New Roman" w:cs="Times New Roman"/>
@@ -3089,7 +2982,6 @@
         <w:t>Definition:Design</w:t>
       </w:r>
       <w:proofErr w:type="spellEnd"/>
-      <w:proofErr w:type="gramEnd"/>
       <w:r>
         <w:rPr>
           <w:rFonts w:ascii="Times New Roman" w:eastAsia="Times New Roman" w:hAnsi="Times New Roman" w:cs="Times New Roman"/>
@@ -3560,31 +3452,7 @@
           <w:sz w:val="24"/>
           <w:szCs w:val="24"/>
         </w:rPr>
-        <w:t xml:space="preserve">3. </w:t>
-      </w:r>
-      <w:proofErr w:type="gramStart"/>
-      <w:r>
-        <w:rPr>
-          <w:rFonts w:ascii="Times New Roman" w:eastAsia="Times New Roman" w:hAnsi="Times New Roman" w:cs="Times New Roman"/>
-          <w:b w:val="0"/>
-          <w:bCs w:val="0"/>
-          <w:color w:val="auto"/>
-          <w:sz w:val="24"/>
-          <w:szCs w:val="24"/>
-        </w:rPr>
-        <w:t>Are</w:t>
-      </w:r>
-      <w:proofErr w:type="gramEnd"/>
-      <w:r>
-        <w:rPr>
-          <w:rFonts w:ascii="Times New Roman" w:eastAsia="Times New Roman" w:hAnsi="Times New Roman" w:cs="Times New Roman"/>
-          <w:b w:val="0"/>
-          <w:bCs w:val="0"/>
-          <w:color w:val="auto"/>
-          <w:sz w:val="24"/>
-          <w:szCs w:val="24"/>
-        </w:rPr>
-        <w:t xml:space="preserve"> typography, spacing, colors, and contrast readable?</w:t>
+        <w:t>3. Are typography, spacing, colors, and contrast readable?</w:t>
       </w:r>
     </w:p>
     <w:p>
@@ -3821,18 +3689,7 @@
           <w:sz w:val="28"/>
           <w:szCs w:val="22"/>
         </w:rPr>
-        <w:t>Output/</w:t>
-      </w:r>
-      <w:proofErr w:type="gramStart"/>
-      <w:r>
-        <w:rPr>
-          <w:rFonts w:ascii="Times New Roman" w:eastAsia="Times New Roman" w:hAnsi="Times New Roman" w:cstheme="minorBidi"/>
-          <w:bCs w:val="0"/>
-          <w:color w:val="auto"/>
-          <w:sz w:val="28"/>
-          <w:szCs w:val="22"/>
-        </w:rPr>
-        <w:t xml:space="preserve">Result </w:t>
+        <w:t xml:space="preserve">Output/Result </w:t>
       </w:r>
       <w:r>
         <w:rPr>
@@ -3844,7 +3701,6 @@
         </w:rPr>
         <w:t>:</w:t>
       </w:r>
-      <w:proofErr w:type="gramEnd"/>
     </w:p>
     <w:p>
       <w:pPr>
@@ -3919,21 +3775,8 @@
       </w:r>
     </w:p>
     <w:p>
-      <w:proofErr w:type="gramStart"/>
-      <w:r>
-        <w:t>:hover, :focus, :first</w:t>
-      </w:r>
-      <w:proofErr w:type="gramEnd"/>
-      <w:r>
-        <w:t>-child</w:t>
-      </w:r>
-      <w:proofErr w:type="gramStart"/>
-      <w:r>
-        <w:t>, :last</w:t>
-      </w:r>
-      <w:proofErr w:type="gramEnd"/>
-      <w:r>
-        <w:t>-child,</w:t>
+      <w:r>
+        <w:t>:hover, :focus, :first-child, :last-child,</w:t>
       </w:r>
     </w:p>
     <w:p>
@@ -4171,11 +4014,73 @@
       </w:r>
     </w:p>
     <w:p>
+      <w:pPr>
+        <w:jc w:val="center"/>
+      </w:pPr>
+      <w:r>
+        <w:lastRenderedPageBreak/>
+        <w:drawing>
+          <wp:inline distT="0" distB="0" distL="0" distR="0" wp14:anchorId="29C89DBE" wp14:editId="17CABAFF">
+            <wp:extent cx="5486400" cy="2483485"/>
+            <wp:effectExtent l="0" t="0" r="0" b="0"/>
+            <wp:docPr id="1891561734" name="Picture 1"/>
+            <wp:cNvGraphicFramePr>
+              <a:graphicFrameLocks xmlns:a="http://schemas.openxmlformats.org/drawingml/2006/main" noChangeAspect="1"/>
+            </wp:cNvGraphicFramePr>
+            <a:graphic xmlns:a="http://schemas.openxmlformats.org/drawingml/2006/main">
+              <a:graphicData uri="http://schemas.openxmlformats.org/drawingml/2006/picture">
+                <pic:pic xmlns:pic="http://schemas.openxmlformats.org/drawingml/2006/picture">
+                  <pic:nvPicPr>
+                    <pic:cNvPr id="1891561734" name=""/>
+                    <pic:cNvPicPr/>
+                  </pic:nvPicPr>
+                  <pic:blipFill>
+                    <a:blip r:embed="rId22"/>
+                    <a:stretch>
+                      <a:fillRect/>
+                    </a:stretch>
+                  </pic:blipFill>
+                  <pic:spPr>
+                    <a:xfrm>
+                      <a:off x="0" y="0"/>
+                      <a:ext cx="5486400" cy="2483485"/>
+                    </a:xfrm>
+                    <a:prstGeom prst="rect">
+                      <a:avLst/>
+                    </a:prstGeom>
+                  </pic:spPr>
+                </pic:pic>
+              </a:graphicData>
+            </a:graphic>
+          </wp:inline>
+        </w:drawing>
+      </w:r>
+    </w:p>
+    <w:p>
+      <w:pPr>
+        <w:jc w:val="center"/>
+      </w:pPr>
+      <w:r>
+        <w:t>Figure 3.1(</w:t>
+      </w:r>
+      <w:r>
+        <w:t>Login</w:t>
+      </w:r>
+      <w:r>
+        <w:t xml:space="preserve"> page)</w:t>
+      </w:r>
+    </w:p>
+    <w:p>
+      <w:pPr>
+        <w:jc w:val="center"/>
+      </w:pPr>
+    </w:p>
+    <w:p/>
+    <w:p>
       <w:r>
         <w:rPr>
           <w:noProof/>
         </w:rPr>
-        <w:lastRenderedPageBreak/>
         <w:drawing>
           <wp:inline distT="0" distB="0" distL="0" distR="0" wp14:anchorId="1575CB96" wp14:editId="55A3044E">
             <wp:extent cx="5486400" cy="2531745"/>
@@ -4192,7 +4097,7 @@
                     <pic:cNvPicPr/>
                   </pic:nvPicPr>
                   <pic:blipFill>
-                    <a:blip r:embed="rId22"/>
+                    <a:blip r:embed="rId23"/>
                     <a:stretch>
                       <a:fillRect/>
                     </a:stretch>
@@ -4226,6 +4131,7 @@
         <w:rPr>
           <w:noProof/>
         </w:rPr>
+        <w:lastRenderedPageBreak/>
         <w:drawing>
           <wp:inline distT="0" distB="0" distL="0" distR="0" wp14:anchorId="2D9FEBB9" wp14:editId="52F33727">
             <wp:extent cx="5486400" cy="2543175"/>
@@ -4242,7 +4148,7 @@
                     <pic:cNvPicPr/>
                   </pic:nvPicPr>
                   <pic:blipFill>
-                    <a:blip r:embed="rId23"/>
+                    <a:blip r:embed="rId24"/>
                     <a:stretch>
                       <a:fillRect/>
                     </a:stretch>
@@ -4291,7 +4197,6 @@
         <w:rPr>
           <w:noProof/>
         </w:rPr>
-        <w:lastRenderedPageBreak/>
         <w:drawing>
           <wp:inline distT="0" distB="0" distL="0" distR="0" wp14:anchorId="134BE80A" wp14:editId="41F13933">
             <wp:extent cx="5486400" cy="2517140"/>
@@ -4308,7 +4213,7 @@
                     <pic:cNvPicPr/>
                   </pic:nvPicPr>
                   <pic:blipFill>
-                    <a:blip r:embed="rId24"/>
+                    <a:blip r:embed="rId25"/>
                     <a:stretch>
                       <a:fillRect/>
                     </a:stretch>
@@ -4357,6 +4262,7 @@
         <w:rPr>
           <w:noProof/>
         </w:rPr>
+        <w:lastRenderedPageBreak/>
         <w:drawing>
           <wp:inline distT="0" distB="0" distL="0" distR="0" wp14:anchorId="5477F742" wp14:editId="5D204632">
             <wp:extent cx="5486400" cy="2601595"/>
@@ -4373,7 +4279,7 @@
                     <pic:cNvPicPr/>
                   </pic:nvPicPr>
                   <pic:blipFill>
-                    <a:blip r:embed="rId25"/>
+                    <a:blip r:embed="rId26"/>
                     <a:stretch>
                       <a:fillRect/>
                     </a:stretch>
@@ -4418,6 +4324,243 @@
       <w:pPr>
         <w:jc w:val="center"/>
       </w:pPr>
+      <w:r>
+        <w:drawing>
+          <wp:inline distT="0" distB="0" distL="0" distR="0" wp14:anchorId="0114A3DC" wp14:editId="08331CE6">
+            <wp:extent cx="5486400" cy="3413125"/>
+            <wp:effectExtent l="0" t="0" r="0" b="0"/>
+            <wp:docPr id="586102543" name="Picture 1"/>
+            <wp:cNvGraphicFramePr>
+              <a:graphicFrameLocks xmlns:a="http://schemas.openxmlformats.org/drawingml/2006/main" noChangeAspect="1"/>
+            </wp:cNvGraphicFramePr>
+            <a:graphic xmlns:a="http://schemas.openxmlformats.org/drawingml/2006/main">
+              <a:graphicData uri="http://schemas.openxmlformats.org/drawingml/2006/picture">
+                <pic:pic xmlns:pic="http://schemas.openxmlformats.org/drawingml/2006/picture">
+                  <pic:nvPicPr>
+                    <pic:cNvPr id="586102543" name=""/>
+                    <pic:cNvPicPr/>
+                  </pic:nvPicPr>
+                  <pic:blipFill>
+                    <a:blip r:embed="rId27"/>
+                    <a:stretch>
+                      <a:fillRect/>
+                    </a:stretch>
+                  </pic:blipFill>
+                  <pic:spPr>
+                    <a:xfrm>
+                      <a:off x="0" y="0"/>
+                      <a:ext cx="5486400" cy="3413125"/>
+                    </a:xfrm>
+                    <a:prstGeom prst="rect">
+                      <a:avLst/>
+                    </a:prstGeom>
+                  </pic:spPr>
+                </pic:pic>
+              </a:graphicData>
+            </a:graphic>
+          </wp:inline>
+        </w:drawing>
+      </w:r>
+    </w:p>
+    <w:p>
+      <w:pPr>
+        <w:jc w:val="center"/>
+      </w:pPr>
+      <w:r>
+        <w:t>Figure 3.</w:t>
+      </w:r>
+      <w:r>
+        <w:t>5</w:t>
+      </w:r>
+      <w:r>
+        <w:t>(</w:t>
+      </w:r>
+      <w:r>
+        <w:t>Profile</w:t>
+      </w:r>
+      <w:r>
+        <w:t xml:space="preserve"> page)</w:t>
+      </w:r>
+    </w:p>
+    <w:p>
+      <w:pPr>
+        <w:jc w:val="center"/>
+      </w:pPr>
+      <w:r>
+        <w:lastRenderedPageBreak/>
+        <w:drawing>
+          <wp:inline distT="0" distB="0" distL="0" distR="0" wp14:anchorId="7DDF85A1" wp14:editId="76D87AB9">
+            <wp:extent cx="5486400" cy="5524500"/>
+            <wp:effectExtent l="0" t="0" r="0" b="0"/>
+            <wp:docPr id="1018439920" name="Picture 1"/>
+            <wp:cNvGraphicFramePr>
+              <a:graphicFrameLocks xmlns:a="http://schemas.openxmlformats.org/drawingml/2006/main" noChangeAspect="1"/>
+            </wp:cNvGraphicFramePr>
+            <a:graphic xmlns:a="http://schemas.openxmlformats.org/drawingml/2006/main">
+              <a:graphicData uri="http://schemas.openxmlformats.org/drawingml/2006/picture">
+                <pic:pic xmlns:pic="http://schemas.openxmlformats.org/drawingml/2006/picture">
+                  <pic:nvPicPr>
+                    <pic:cNvPr id="1018439920" name=""/>
+                    <pic:cNvPicPr/>
+                  </pic:nvPicPr>
+                  <pic:blipFill>
+                    <a:blip r:embed="rId28"/>
+                    <a:stretch>
+                      <a:fillRect/>
+                    </a:stretch>
+                  </pic:blipFill>
+                  <pic:spPr>
+                    <a:xfrm>
+                      <a:off x="0" y="0"/>
+                      <a:ext cx="5486400" cy="5524500"/>
+                    </a:xfrm>
+                    <a:prstGeom prst="rect">
+                      <a:avLst/>
+                    </a:prstGeom>
+                  </pic:spPr>
+                </pic:pic>
+              </a:graphicData>
+            </a:graphic>
+          </wp:inline>
+        </w:drawing>
+      </w:r>
+    </w:p>
+    <w:p>
+      <w:pPr>
+        <w:jc w:val="center"/>
+      </w:pPr>
+      <w:r>
+        <w:t>Figure 3.5(</w:t>
+      </w:r>
+      <w:r>
+        <w:t>Contact us</w:t>
+      </w:r>
+      <w:r>
+        <w:t xml:space="preserve"> page)</w:t>
+      </w:r>
+    </w:p>
+    <w:p>
+      <w:pPr>
+        <w:jc w:val="center"/>
+      </w:pPr>
+      <w:r>
+        <w:lastRenderedPageBreak/>
+        <w:drawing>
+          <wp:inline distT="0" distB="0" distL="0" distR="0" wp14:anchorId="081E98B8" wp14:editId="4100B3AE">
+            <wp:extent cx="5486400" cy="2567305"/>
+            <wp:effectExtent l="0" t="0" r="0" b="4445"/>
+            <wp:docPr id="1566857961" name="Picture 1"/>
+            <wp:cNvGraphicFramePr>
+              <a:graphicFrameLocks xmlns:a="http://schemas.openxmlformats.org/drawingml/2006/main" noChangeAspect="1"/>
+            </wp:cNvGraphicFramePr>
+            <a:graphic xmlns:a="http://schemas.openxmlformats.org/drawingml/2006/main">
+              <a:graphicData uri="http://schemas.openxmlformats.org/drawingml/2006/picture">
+                <pic:pic xmlns:pic="http://schemas.openxmlformats.org/drawingml/2006/picture">
+                  <pic:nvPicPr>
+                    <pic:cNvPr id="1566857961" name=""/>
+                    <pic:cNvPicPr/>
+                  </pic:nvPicPr>
+                  <pic:blipFill>
+                    <a:blip r:embed="rId29"/>
+                    <a:stretch>
+                      <a:fillRect/>
+                    </a:stretch>
+                  </pic:blipFill>
+                  <pic:spPr>
+                    <a:xfrm>
+                      <a:off x="0" y="0"/>
+                      <a:ext cx="5486400" cy="2567305"/>
+                    </a:xfrm>
+                    <a:prstGeom prst="rect">
+                      <a:avLst/>
+                    </a:prstGeom>
+                  </pic:spPr>
+                </pic:pic>
+              </a:graphicData>
+            </a:graphic>
+          </wp:inline>
+        </w:drawing>
+      </w:r>
+    </w:p>
+    <w:p>
+      <w:pPr>
+        <w:jc w:val="center"/>
+      </w:pPr>
+      <w:r>
+        <w:t>Figure 3.5(</w:t>
+      </w:r>
+      <w:r>
+        <w:t xml:space="preserve">Admin </w:t>
+      </w:r>
+      <w:r>
+        <w:t>page)</w:t>
+      </w:r>
+    </w:p>
+    <w:p>
+      <w:pPr>
+        <w:jc w:val="center"/>
+      </w:pPr>
+      <w:r>
+        <w:drawing>
+          <wp:inline distT="0" distB="0" distL="0" distR="0" wp14:anchorId="59B6EDAF" wp14:editId="0E535CDE">
+            <wp:extent cx="5486400" cy="2476500"/>
+            <wp:effectExtent l="0" t="0" r="0" b="0"/>
+            <wp:docPr id="1348603038" name="Picture 1"/>
+            <wp:cNvGraphicFramePr>
+              <a:graphicFrameLocks xmlns:a="http://schemas.openxmlformats.org/drawingml/2006/main" noChangeAspect="1"/>
+            </wp:cNvGraphicFramePr>
+            <a:graphic xmlns:a="http://schemas.openxmlformats.org/drawingml/2006/main">
+              <a:graphicData uri="http://schemas.openxmlformats.org/drawingml/2006/picture">
+                <pic:pic xmlns:pic="http://schemas.openxmlformats.org/drawingml/2006/picture">
+                  <pic:nvPicPr>
+                    <pic:cNvPr id="1348603038" name=""/>
+                    <pic:cNvPicPr/>
+                  </pic:nvPicPr>
+                  <pic:blipFill>
+                    <a:blip r:embed="rId30"/>
+                    <a:stretch>
+                      <a:fillRect/>
+                    </a:stretch>
+                  </pic:blipFill>
+                  <pic:spPr>
+                    <a:xfrm>
+                      <a:off x="0" y="0"/>
+                      <a:ext cx="5486400" cy="2476500"/>
+                    </a:xfrm>
+                    <a:prstGeom prst="rect">
+                      <a:avLst/>
+                    </a:prstGeom>
+                  </pic:spPr>
+                </pic:pic>
+              </a:graphicData>
+            </a:graphic>
+          </wp:inline>
+        </w:drawing>
+      </w:r>
+    </w:p>
+    <w:p>
+      <w:pPr>
+        <w:jc w:val="center"/>
+      </w:pPr>
+      <w:r>
+        <w:t>Figure 3.5(</w:t>
+      </w:r>
+      <w:r>
+        <w:t>Feedback</w:t>
+      </w:r>
+      <w:r>
+        <w:t xml:space="preserve"> page)</w:t>
+      </w:r>
+    </w:p>
+    <w:p>
+      <w:pPr>
+        <w:jc w:val="center"/>
+      </w:pPr>
+    </w:p>
+    <w:p>
+      <w:pPr>
+        <w:jc w:val="center"/>
+      </w:pPr>
     </w:p>
     <w:p/>
     <w:p>
@@ -4539,308 +4682,162 @@
           <w:bCs/>
           <w:szCs w:val="20"/>
         </w:rPr>
-        <w:t xml:space="preserve">styling the html </w:t>
-      </w:r>
-      <w:proofErr w:type="gramStart"/>
+        <w:t xml:space="preserve">styling the html files , I </w:t>
+      </w:r>
       <w:r>
         <w:rPr>
           <w:bCs/>
           <w:szCs w:val="20"/>
         </w:rPr>
-        <w:t>files ,</w:t>
-      </w:r>
-      <w:proofErr w:type="gramEnd"/>
+        <w:t>had no idea about how I put image b</w:t>
+      </w:r>
       <w:r>
         <w:rPr>
           <w:bCs/>
           <w:szCs w:val="20"/>
         </w:rPr>
-        <w:t xml:space="preserve"> I </w:t>
+        <w:t>ehin</w:t>
       </w:r>
       <w:r>
         <w:rPr>
           <w:bCs/>
           <w:szCs w:val="20"/>
         </w:rPr>
-        <w:t>had no idea about how I put image b</w:t>
+        <w:t>d</w:t>
       </w:r>
       <w:r>
         <w:rPr>
           <w:bCs/>
           <w:szCs w:val="20"/>
         </w:rPr>
-        <w:t>ehin</w:t>
+        <w:t xml:space="preserve"> the text and blur it . then I told ChatGPT </w:t>
       </w:r>
       <w:r>
         <w:rPr>
           <w:bCs/>
           <w:szCs w:val="20"/>
         </w:rPr>
-        <w:t>d</w:t>
+        <w:t>that I want to put image behin</w:t>
       </w:r>
       <w:r>
         <w:rPr>
           <w:bCs/>
           <w:szCs w:val="20"/>
         </w:rPr>
-        <w:t xml:space="preserve"> the text and blur </w:t>
-      </w:r>
-      <w:proofErr w:type="gramStart"/>
+        <w:t>d</w:t>
+      </w:r>
       <w:r>
         <w:rPr>
           <w:bCs/>
           <w:szCs w:val="20"/>
         </w:rPr>
-        <w:t>it .</w:t>
-      </w:r>
-      <w:proofErr w:type="gramEnd"/>
+        <w:t xml:space="preserve"> text at header which concept or styling function I </w:t>
+      </w:r>
       <w:r>
         <w:rPr>
           <w:bCs/>
           <w:szCs w:val="20"/>
         </w:rPr>
-        <w:t xml:space="preserve"> then I told ChatGPT </w:t>
+        <w:t xml:space="preserve">should use , give syntax and opacity code and gradient code </w:t>
       </w:r>
       <w:r>
         <w:rPr>
           <w:bCs/>
           <w:szCs w:val="20"/>
         </w:rPr>
-        <w:t>that I want to put image behin</w:t>
+        <w:t>like (255,2</w:t>
       </w:r>
       <w:r>
         <w:rPr>
           <w:bCs/>
           <w:szCs w:val="20"/>
         </w:rPr>
-        <w:t>d</w:t>
+        <w:t>55,255</w:t>
       </w:r>
       <w:r>
         <w:rPr>
           <w:bCs/>
           <w:szCs w:val="20"/>
         </w:rPr>
-        <w:t xml:space="preserve"> text at header which concept or styling function I </w:t>
+        <w:t>,0.</w:t>
       </w:r>
       <w:r>
         <w:rPr>
           <w:bCs/>
           <w:szCs w:val="20"/>
         </w:rPr>
-        <w:t xml:space="preserve">should </w:t>
-      </w:r>
-      <w:proofErr w:type="gramStart"/>
+        <w:t>20</w:t>
+      </w:r>
       <w:r>
         <w:rPr>
           <w:bCs/>
           <w:szCs w:val="20"/>
         </w:rPr>
-        <w:t>use ,</w:t>
-      </w:r>
-      <w:proofErr w:type="gramEnd"/>
-      <w:r>
+        <w:t>);</w:t>
+      </w:r>
+    </w:p>
+    <w:p>
+      <w:pPr>
         <w:rPr>
           <w:bCs/>
           <w:szCs w:val="20"/>
         </w:rPr>
-        <w:t xml:space="preserve"> give syntax and opacity code and gradient code </w:t>
-      </w:r>
+      </w:pPr>
       <w:r>
         <w:rPr>
           <w:bCs/>
           <w:szCs w:val="20"/>
         </w:rPr>
-        <w:t>like (255,2</w:t>
+        <w:t>It gave me function that name is linear gr</w:t>
       </w:r>
       <w:r>
         <w:rPr>
           <w:bCs/>
           <w:szCs w:val="20"/>
         </w:rPr>
-        <w:t>55,255</w:t>
+        <w:t xml:space="preserve">adient and also I </w:t>
       </w:r>
       <w:r>
         <w:rPr>
           <w:bCs/>
           <w:szCs w:val="20"/>
         </w:rPr>
-        <w:t>,0.</w:t>
+        <w:t xml:space="preserve">learned padding , card , </w:t>
       </w:r>
       <w:r>
         <w:rPr>
           <w:bCs/>
           <w:szCs w:val="20"/>
         </w:rPr>
-        <w:t>20</w:t>
+        <w:t>form</w:t>
       </w:r>
       <w:r>
         <w:rPr>
           <w:bCs/>
           <w:szCs w:val="20"/>
         </w:rPr>
-        <w:t>);</w:t>
-      </w:r>
-    </w:p>
-    <w:p>
-      <w:pPr>
+        <w:t xml:space="preserve">, </w:t>
+      </w:r>
+      <w:r>
         <w:rPr>
           <w:bCs/>
           <w:szCs w:val="20"/>
         </w:rPr>
-      </w:pPr>
+        <w:t xml:space="preserve">Flex , grid, </w:t>
+      </w:r>
       <w:r>
         <w:rPr>
           <w:bCs/>
           <w:szCs w:val="20"/>
         </w:rPr>
-        <w:t>It gave me function that name is linear gr</w:t>
+        <w:t xml:space="preserve">styling , box </w:t>
       </w:r>
       <w:r>
         <w:rPr>
           <w:bCs/>
           <w:szCs w:val="20"/>
         </w:rPr>
-        <w:t xml:space="preserve">adient and </w:t>
-      </w:r>
-      <w:proofErr w:type="gramStart"/>
-      <w:r>
-        <w:rPr>
-          <w:bCs/>
-          <w:szCs w:val="20"/>
-        </w:rPr>
-        <w:t>also</w:t>
-      </w:r>
-      <w:proofErr w:type="gramEnd"/>
-      <w:r>
-        <w:rPr>
-          <w:bCs/>
-          <w:szCs w:val="20"/>
-        </w:rPr>
-        <w:t xml:space="preserve"> I </w:t>
-      </w:r>
-      <w:r>
-        <w:rPr>
-          <w:bCs/>
-          <w:szCs w:val="20"/>
-        </w:rPr>
-        <w:t xml:space="preserve">learned </w:t>
-      </w:r>
-      <w:proofErr w:type="gramStart"/>
-      <w:r>
-        <w:rPr>
-          <w:bCs/>
-          <w:szCs w:val="20"/>
-        </w:rPr>
-        <w:t>padding ,</w:t>
-      </w:r>
-      <w:proofErr w:type="gramEnd"/>
-      <w:r>
-        <w:rPr>
-          <w:bCs/>
-          <w:szCs w:val="20"/>
-        </w:rPr>
-        <w:t xml:space="preserve"> </w:t>
-      </w:r>
-      <w:proofErr w:type="gramStart"/>
-      <w:r>
-        <w:rPr>
-          <w:bCs/>
-          <w:szCs w:val="20"/>
-        </w:rPr>
-        <w:t>card ,</w:t>
-      </w:r>
-      <w:proofErr w:type="gramEnd"/>
-      <w:r>
-        <w:rPr>
-          <w:bCs/>
-          <w:szCs w:val="20"/>
-        </w:rPr>
-        <w:t xml:space="preserve"> </w:t>
-      </w:r>
-      <w:r>
-        <w:rPr>
-          <w:bCs/>
-          <w:szCs w:val="20"/>
-        </w:rPr>
-        <w:t>form</w:t>
-      </w:r>
-      <w:r>
-        <w:rPr>
-          <w:bCs/>
-          <w:szCs w:val="20"/>
-        </w:rPr>
-        <w:t xml:space="preserve">, </w:t>
-      </w:r>
-      <w:proofErr w:type="gramStart"/>
-      <w:r>
-        <w:rPr>
-          <w:bCs/>
-          <w:szCs w:val="20"/>
-        </w:rPr>
-        <w:t>Flex ,</w:t>
-      </w:r>
-      <w:proofErr w:type="gramEnd"/>
-      <w:r>
-        <w:rPr>
-          <w:bCs/>
-          <w:szCs w:val="20"/>
-        </w:rPr>
-        <w:t xml:space="preserve"> grid, </w:t>
-      </w:r>
-      <w:proofErr w:type="gramStart"/>
-      <w:r>
-        <w:rPr>
-          <w:bCs/>
-          <w:szCs w:val="20"/>
-        </w:rPr>
-        <w:t>styling ,</w:t>
-      </w:r>
-      <w:proofErr w:type="gramEnd"/>
-      <w:r>
-        <w:rPr>
-          <w:bCs/>
-          <w:szCs w:val="20"/>
-        </w:rPr>
-        <w:t xml:space="preserve"> </w:t>
-      </w:r>
-      <w:proofErr w:type="gramStart"/>
-      <w:r>
-        <w:rPr>
-          <w:bCs/>
-          <w:szCs w:val="20"/>
-        </w:rPr>
-        <w:t xml:space="preserve">box </w:t>
-      </w:r>
-      <w:r>
-        <w:rPr>
-          <w:bCs/>
-          <w:szCs w:val="20"/>
-        </w:rPr>
-        <w:t>,</w:t>
-      </w:r>
-      <w:proofErr w:type="gramEnd"/>
-      <w:r>
-        <w:rPr>
-          <w:bCs/>
-          <w:szCs w:val="20"/>
-        </w:rPr>
-        <w:t xml:space="preserve"> responsive </w:t>
-      </w:r>
-      <w:proofErr w:type="gramStart"/>
-      <w:r>
-        <w:rPr>
-          <w:bCs/>
-          <w:szCs w:val="20"/>
-        </w:rPr>
-        <w:t>etc..</w:t>
-      </w:r>
-      <w:proofErr w:type="gramEnd"/>
-      <w:r>
-        <w:rPr>
-          <w:bCs/>
-          <w:szCs w:val="20"/>
-        </w:rPr>
-        <w:t xml:space="preserve"> concept.</w:t>
+        <w:t>, responsive etc.. concept.</w:t>
       </w:r>
     </w:p>
     <w:p>
@@ -4879,7 +4876,7 @@
                     <pic:cNvPicPr/>
                   </pic:nvPicPr>
                   <pic:blipFill>
-                    <a:blip r:embed="rId26"/>
+                    <a:blip r:embed="rId31"/>
                     <a:stretch>
                       <a:fillRect/>
                     </a:stretch>
@@ -5092,7 +5089,6 @@
         <w:t xml:space="preserve">Problem </w:t>
       </w:r>
       <w:proofErr w:type="spellStart"/>
-      <w:proofErr w:type="gramStart"/>
       <w:r>
         <w:rPr>
           <w:rFonts w:ascii="Times New Roman" w:eastAsia="Times New Roman" w:hAnsi="Times New Roman" w:cs="Times New Roman"/>
@@ -5105,7 +5101,6 @@
         <w:t>Definition:Develop</w:t>
       </w:r>
       <w:proofErr w:type="spellEnd"/>
-      <w:proofErr w:type="gramEnd"/>
       <w:r>
         <w:rPr>
           <w:rFonts w:ascii="Times New Roman" w:eastAsia="Times New Roman" w:hAnsi="Times New Roman" w:cs="Times New Roman"/>
@@ -5198,39 +5193,21 @@
       <w:r>
         <w:t xml:space="preserve">:  </w:t>
       </w:r>
-      <w:proofErr w:type="gramStart"/>
       <w:r>
         <w:t xml:space="preserve">Yes </w:t>
       </w:r>
       <w:r>
-        <w:t>,</w:t>
-      </w:r>
-      <w:proofErr w:type="gramEnd"/>
-      <w:r>
-        <w:t xml:space="preserve"> I use tags such as </w:t>
-      </w:r>
-      <w:proofErr w:type="gramStart"/>
-      <w:r>
-        <w:t>nav</w:t>
+        <w:t>, I use tags such as nav</w:t>
       </w:r>
       <w:r>
         <w:t xml:space="preserve"> </w:t>
       </w:r>
       <w:r>
-        <w:t>,header</w:t>
-      </w:r>
-      <w:proofErr w:type="gramEnd"/>
-      <w:r>
-        <w:t>,</w:t>
-      </w:r>
-      <w:r>
-        <w:t xml:space="preserve"> main, section, </w:t>
-      </w:r>
-      <w:proofErr w:type="gramStart"/>
-      <w:r>
-        <w:t>footer .</w:t>
-      </w:r>
-      <w:proofErr w:type="gramEnd"/>
+        <w:t>,header,</w:t>
+      </w:r>
+      <w:r>
+        <w:t xml:space="preserve"> main, section, footer .</w:t>
+      </w:r>
     </w:p>
     <w:p>
       <w:pPr>
@@ -5279,13 +5256,8 @@
         </w:rPr>
         <w:t xml:space="preserve"> </w:t>
       </w:r>
-      <w:proofErr w:type="gramStart"/>
-      <w:r>
-        <w:t>Yes ,</w:t>
-      </w:r>
-      <w:proofErr w:type="gramEnd"/>
-      <w:r>
-        <w:t xml:space="preserve"> all </w:t>
+      <w:r>
+        <w:t xml:space="preserve">Yes , all </w:t>
       </w:r>
       <w:proofErr w:type="spellStart"/>
       <w:r>
@@ -5304,13 +5276,8 @@
         <w:t xml:space="preserve"> and navigation links are </w:t>
       </w:r>
       <w:r>
-        <w:t xml:space="preserve">accessible by </w:t>
-      </w:r>
-      <w:proofErr w:type="gramStart"/>
-      <w:r>
-        <w:t>browser .</w:t>
-      </w:r>
-      <w:proofErr w:type="gramEnd"/>
+        <w:t>accessible by browser .</w:t>
+      </w:r>
     </w:p>
     <w:p>
       <w:pPr>
@@ -5328,15 +5295,7 @@
       </w:r>
       <w:proofErr w:type="spellEnd"/>
       <w:r>
-        <w:t xml:space="preserve"> </w:t>
-      </w:r>
-      <w:proofErr w:type="gramStart"/>
-      <w:r>
-        <w:t>=”link</w:t>
-      </w:r>
-      <w:proofErr w:type="gramEnd"/>
-      <w:r>
-        <w:t>”)</w:t>
+        <w:t xml:space="preserve"> =”link”)</w:t>
       </w:r>
       <w:r>
         <w:t>;</w:t>
@@ -5384,43 +5343,20 @@
       <w:r>
         <w:t xml:space="preserve">Answer: </w:t>
       </w:r>
-      <w:proofErr w:type="gramStart"/>
-      <w:r>
-        <w:t>Yes ,</w:t>
-      </w:r>
-      <w:proofErr w:type="gramEnd"/>
-      <w:r>
-        <w:t xml:space="preserve"> all </w:t>
-      </w:r>
-      <w:r>
-        <w:t xml:space="preserve">pages have consistent </w:t>
-      </w:r>
-      <w:proofErr w:type="gramStart"/>
-      <w:r>
-        <w:t xml:space="preserve">structure </w:t>
-      </w:r>
-      <w:r>
-        <w:t>.</w:t>
-      </w:r>
-      <w:proofErr w:type="gramEnd"/>
-      <w:r>
-        <w:t xml:space="preserve"> (</w:t>
+      <w:r>
+        <w:t xml:space="preserve">Yes , all </w:t>
+      </w:r>
+      <w:r>
+        <w:t xml:space="preserve">pages have consistent structure </w:t>
+      </w:r>
+      <w:r>
+        <w:t>. (</w:t>
       </w:r>
       <w:proofErr w:type="spellStart"/>
-      <w:proofErr w:type="gramStart"/>
-      <w:r>
-        <w:t>title,header</w:t>
-      </w:r>
-      <w:proofErr w:type="gramEnd"/>
-      <w:r>
-        <w:t>,</w:t>
-      </w:r>
-      <w:proofErr w:type="gramStart"/>
-      <w:r>
-        <w:t>body,footer</w:t>
+      <w:r>
+        <w:t>title,header,body,footer</w:t>
       </w:r>
       <w:proofErr w:type="spellEnd"/>
-      <w:proofErr w:type="gramEnd"/>
       <w:r>
         <w:t>)</w:t>
       </w:r>
@@ -5493,18 +5429,7 @@
           <w:sz w:val="28"/>
           <w:szCs w:val="22"/>
         </w:rPr>
-        <w:t>Output/</w:t>
-      </w:r>
-      <w:proofErr w:type="gramStart"/>
-      <w:r>
-        <w:rPr>
-          <w:rFonts w:ascii="Times New Roman" w:eastAsia="Times New Roman" w:hAnsi="Times New Roman" w:cstheme="minorBidi"/>
-          <w:bCs w:val="0"/>
-          <w:color w:val="auto"/>
-          <w:sz w:val="28"/>
-          <w:szCs w:val="22"/>
-        </w:rPr>
-        <w:t xml:space="preserve">Result </w:t>
+        <w:t xml:space="preserve">Output/Result </w:t>
       </w:r>
       <w:r>
         <w:rPr>
@@ -5516,7 +5441,6 @@
         </w:rPr>
         <w:t>:</w:t>
       </w:r>
-      <w:proofErr w:type="gramEnd"/>
     </w:p>
     <w:tbl>
       <w:tblPr>
@@ -7952,7 +7876,7 @@
                     <pic:cNvPicPr/>
                   </pic:nvPicPr>
                   <pic:blipFill>
-                    <a:blip r:embed="rId27"/>
+                    <a:blip r:embed="rId32"/>
                     <a:stretch>
                       <a:fillRect/>
                     </a:stretch>
@@ -8010,7 +7934,7 @@
                     <pic:cNvPicPr/>
                   </pic:nvPicPr>
                   <pic:blipFill>
-                    <a:blip r:embed="rId28"/>
+                    <a:blip r:embed="rId33"/>
                     <a:stretch>
                       <a:fillRect/>
                     </a:stretch>
@@ -8069,7 +7993,7 @@
                     <pic:cNvPicPr/>
                   </pic:nvPicPr>
                   <pic:blipFill>
-                    <a:blip r:embed="rId29"/>
+                    <a:blip r:embed="rId34"/>
                     <a:stretch>
                       <a:fillRect/>
                     </a:stretch>
@@ -8129,7 +8053,7 @@
                     <pic:cNvPicPr/>
                   </pic:nvPicPr>
                   <pic:blipFill>
-                    <a:blip r:embed="rId30"/>
+                    <a:blip r:embed="rId35"/>
                     <a:stretch>
                       <a:fillRect/>
                     </a:stretch>
@@ -8194,7 +8118,7 @@
                     <pic:cNvPicPr/>
                   </pic:nvPicPr>
                   <pic:blipFill>
-                    <a:blip r:embed="rId31"/>
+                    <a:blip r:embed="rId36"/>
                     <a:stretch>
                       <a:fillRect/>
                     </a:stretch>
@@ -8251,7 +8175,7 @@
                     <pic:cNvPicPr/>
                   </pic:nvPicPr>
                   <pic:blipFill>
-                    <a:blip r:embed="rId32"/>
+                    <a:blip r:embed="rId37"/>
                     <a:stretch>
                       <a:fillRect/>
                     </a:stretch>
@@ -8430,85 +8354,37 @@
           <w:bCs/>
           <w:szCs w:val="20"/>
         </w:rPr>
-        <w:t xml:space="preserve">was stuck when scrolling text problem </w:t>
-      </w:r>
-      <w:proofErr w:type="gramStart"/>
+        <w:t xml:space="preserve">was stuck when scrolling text problem comes , </w:t>
+      </w:r>
       <w:r>
         <w:rPr>
           <w:bCs/>
           <w:szCs w:val="20"/>
         </w:rPr>
-        <w:t>comes ,</w:t>
-      </w:r>
-      <w:proofErr w:type="gramEnd"/>
+        <w:t xml:space="preserve">I saw </w:t>
+      </w:r>
+      <w:proofErr w:type="spellStart"/>
       <w:r>
         <w:rPr>
           <w:bCs/>
           <w:szCs w:val="20"/>
         </w:rPr>
-        <w:t xml:space="preserve"> </w:t>
-      </w:r>
+        <w:t>charusat</w:t>
+      </w:r>
+      <w:proofErr w:type="spellEnd"/>
       <w:r>
         <w:rPr>
           <w:bCs/>
           <w:szCs w:val="20"/>
         </w:rPr>
-        <w:t xml:space="preserve">I saw </w:t>
-      </w:r>
-      <w:proofErr w:type="spellStart"/>
+        <w:t xml:space="preserve"> portal where at footer part one text link is scrollin</w:t>
+      </w:r>
       <w:r>
         <w:rPr>
           <w:bCs/>
           <w:szCs w:val="20"/>
         </w:rPr>
-        <w:t>charusat</w:t>
-      </w:r>
-      <w:proofErr w:type="spellEnd"/>
-      <w:r>
-        <w:rPr>
-          <w:bCs/>
-          <w:szCs w:val="20"/>
-        </w:rPr>
-        <w:t xml:space="preserve"> portal where at footer part one text link is scrollin</w:t>
-      </w:r>
-      <w:r>
-        <w:rPr>
-          <w:bCs/>
-          <w:szCs w:val="20"/>
-        </w:rPr>
-        <w:t xml:space="preserve">g </w:t>
-      </w:r>
-      <w:proofErr w:type="gramStart"/>
-      <w:r>
-        <w:rPr>
-          <w:bCs/>
-          <w:szCs w:val="20"/>
-        </w:rPr>
-        <w:t>automatically ,</w:t>
-      </w:r>
-      <w:proofErr w:type="gramEnd"/>
-      <w:r>
-        <w:rPr>
-          <w:bCs/>
-          <w:szCs w:val="20"/>
-        </w:rPr>
-        <w:t xml:space="preserve"> I don’t know what concept I can </w:t>
-      </w:r>
-      <w:proofErr w:type="gramStart"/>
-      <w:r>
-        <w:rPr>
-          <w:bCs/>
-          <w:szCs w:val="20"/>
-        </w:rPr>
-        <w:t>use ,</w:t>
-      </w:r>
-      <w:proofErr w:type="gramEnd"/>
-      <w:r>
-        <w:rPr>
-          <w:bCs/>
-          <w:szCs w:val="20"/>
-        </w:rPr>
-        <w:t xml:space="preserve"> then I go to MDN </w:t>
+        <w:t xml:space="preserve">g automatically , I don’t know what concept I can use , then I go to MDN </w:t>
       </w:r>
       <w:r>
         <w:rPr>
@@ -8554,7 +8430,7 @@
                     <pic:cNvPicPr/>
                   </pic:nvPicPr>
                   <pic:blipFill>
-                    <a:blip r:embed="rId33"/>
+                    <a:blip r:embed="rId38"/>
                     <a:stretch>
                       <a:fillRect/>
                     </a:stretch>
@@ -8604,7 +8480,6 @@
         </w:rPr>
         <w:t xml:space="preserve"> </w:t>
       </w:r>
-      <w:proofErr w:type="gramStart"/>
       <w:r>
         <w:rPr>
           <w:bCs/>
@@ -8617,312 +8492,211 @@
           <w:bCs/>
           <w:szCs w:val="20"/>
         </w:rPr>
-        <w:t>,</w:t>
-      </w:r>
-      <w:proofErr w:type="gramEnd"/>
+        <w:t xml:space="preserve">, I was stuck , when I making webpage </w:t>
+      </w:r>
       <w:r>
         <w:rPr>
           <w:bCs/>
           <w:szCs w:val="20"/>
         </w:rPr>
-        <w:t xml:space="preserve"> I was </w:t>
-      </w:r>
-      <w:proofErr w:type="gramStart"/>
+        <w:t xml:space="preserve">of Dashboard , for Dashboard I want </w:t>
+      </w:r>
       <w:r>
         <w:rPr>
           <w:bCs/>
           <w:szCs w:val="20"/>
         </w:rPr>
-        <w:t>stuck ,</w:t>
-      </w:r>
-      <w:proofErr w:type="gramEnd"/>
+        <w:t xml:space="preserve">default user profile picture </w:t>
+      </w:r>
       <w:r>
         <w:rPr>
           <w:bCs/>
           <w:szCs w:val="20"/>
         </w:rPr>
-        <w:t xml:space="preserve"> when I making webpage </w:t>
+        <w:t xml:space="preserve">photo in round shape for an example if we do not keep </w:t>
       </w:r>
       <w:r>
         <w:rPr>
           <w:bCs/>
           <w:szCs w:val="20"/>
         </w:rPr>
-        <w:t xml:space="preserve">of </w:t>
-      </w:r>
-      <w:proofErr w:type="gramStart"/>
+        <w:t xml:space="preserve">profile picture </w:t>
+      </w:r>
       <w:r>
         <w:rPr>
           <w:bCs/>
           <w:szCs w:val="20"/>
         </w:rPr>
-        <w:t>Dashboard ,</w:t>
-      </w:r>
-      <w:proofErr w:type="gramEnd"/>
+        <w:t xml:space="preserve">in social media </w:t>
+      </w:r>
       <w:r>
         <w:rPr>
           <w:bCs/>
           <w:szCs w:val="20"/>
         </w:rPr>
-        <w:t xml:space="preserve"> for Dashboard I want </w:t>
+        <w:t xml:space="preserve">profile </w:t>
       </w:r>
       <w:r>
         <w:rPr>
           <w:bCs/>
           <w:szCs w:val="20"/>
         </w:rPr>
-        <w:t xml:space="preserve">default user profile picture </w:t>
+        <w:t xml:space="preserve"> </w:t>
       </w:r>
       <w:r>
         <w:rPr>
           <w:bCs/>
           <w:szCs w:val="20"/>
         </w:rPr>
-        <w:t xml:space="preserve">photo in round shape for an example if we do not keep </w:t>
+        <w:t xml:space="preserve">, then </w:t>
       </w:r>
       <w:r>
         <w:rPr>
           <w:bCs/>
           <w:szCs w:val="20"/>
         </w:rPr>
-        <w:t xml:space="preserve">profile picture </w:t>
+        <w:t xml:space="preserve">it keeps </w:t>
       </w:r>
       <w:r>
         <w:rPr>
           <w:bCs/>
           <w:szCs w:val="20"/>
         </w:rPr>
-        <w:t xml:space="preserve">in social media </w:t>
-      </w:r>
-      <w:proofErr w:type="gramStart"/>
+        <w:t xml:space="preserve"> default white</w:t>
+      </w:r>
       <w:r>
         <w:rPr>
           <w:bCs/>
           <w:szCs w:val="20"/>
         </w:rPr>
-        <w:t xml:space="preserve">profile </w:t>
+        <w:t>-</w:t>
       </w:r>
       <w:r>
         <w:rPr>
           <w:bCs/>
           <w:szCs w:val="20"/>
         </w:rPr>
-        <w:t xml:space="preserve"> </w:t>
+        <w:t xml:space="preserve">grey </w:t>
       </w:r>
       <w:r>
         <w:rPr>
           <w:bCs/>
           <w:szCs w:val="20"/>
         </w:rPr>
-        <w:t>,</w:t>
-      </w:r>
-      <w:proofErr w:type="gramEnd"/>
+        <w:t xml:space="preserve">default </w:t>
+      </w:r>
+      <w:proofErr w:type="spellStart"/>
       <w:r>
         <w:rPr>
           <w:bCs/>
           <w:szCs w:val="20"/>
         </w:rPr>
-        <w:t xml:space="preserve"> then </w:t>
-      </w:r>
+        <w:t>picure</w:t>
+      </w:r>
+      <w:proofErr w:type="spellEnd"/>
       <w:r>
         <w:rPr>
           <w:bCs/>
           <w:szCs w:val="20"/>
         </w:rPr>
-        <w:t xml:space="preserve">it </w:t>
-      </w:r>
-      <w:proofErr w:type="gramStart"/>
-      <w:r>
+        <w:t xml:space="preserve"> .</w:t>
+      </w:r>
+    </w:p>
+    <w:p>
+      <w:pPr>
         <w:rPr>
           <w:bCs/>
           <w:szCs w:val="20"/>
         </w:rPr>
-        <w:t xml:space="preserve">keeps </w:t>
-      </w:r>
+      </w:pPr>
       <w:r>
         <w:rPr>
           <w:bCs/>
           <w:szCs w:val="20"/>
         </w:rPr>
-        <w:t xml:space="preserve"> default</w:t>
-      </w:r>
-      <w:proofErr w:type="gramEnd"/>
+        <w:t>So , for that picture I search in google and it gives me</w:t>
+      </w:r>
       <w:r>
         <w:rPr>
           <w:bCs/>
           <w:szCs w:val="20"/>
         </w:rPr>
-        <w:t xml:space="preserve"> white</w:t>
+        <w:t xml:space="preserve"> pic link also for some emoji there is some </w:t>
       </w:r>
       <w:r>
         <w:rPr>
           <w:bCs/>
           <w:szCs w:val="20"/>
         </w:rPr>
-        <w:t>-</w:t>
+        <w:t>class keyword in html</w:t>
       </w:r>
       <w:r>
         <w:rPr>
           <w:bCs/>
           <w:szCs w:val="20"/>
         </w:rPr>
-        <w:t xml:space="preserve">grey </w:t>
+        <w:t xml:space="preserve"> </w:t>
       </w:r>
       <w:r>
         <w:rPr>
           <w:bCs/>
           <w:szCs w:val="20"/>
         </w:rPr>
-        <w:t xml:space="preserve">default </w:t>
-      </w:r>
-      <w:proofErr w:type="spellStart"/>
-      <w:proofErr w:type="gramStart"/>
+        <w:t xml:space="preserve"> </w:t>
+      </w:r>
       <w:r>
         <w:rPr>
           <w:bCs/>
           <w:szCs w:val="20"/>
         </w:rPr>
-        <w:t>picure</w:t>
-      </w:r>
-      <w:proofErr w:type="spellEnd"/>
+        <w:t>(i</w:t>
+      </w:r>
       <w:r>
         <w:rPr>
           <w:bCs/>
           <w:szCs w:val="20"/>
         </w:rPr>
-        <w:t xml:space="preserve"> .</w:t>
-      </w:r>
-      <w:proofErr w:type="gramEnd"/>
-    </w:p>
-    <w:p>
-      <w:pPr>
+        <w:t>.e. : &lt;</w:t>
+      </w:r>
+      <w:proofErr w:type="spellStart"/>
+      <w:r>
         <w:rPr>
           <w:bCs/>
           <w:szCs w:val="20"/>
         </w:rPr>
-      </w:pPr>
-      <w:proofErr w:type="gramStart"/>
+        <w:t>i</w:t>
+      </w:r>
+      <w:proofErr w:type="spellEnd"/>
       <w:r>
         <w:rPr>
           <w:bCs/>
           <w:szCs w:val="20"/>
         </w:rPr>
-        <w:t>So ,</w:t>
-      </w:r>
-      <w:proofErr w:type="gramEnd"/>
+        <w:t xml:space="preserve"> class="fa fa-shopping-cart"&gt;&lt;/</w:t>
+      </w:r>
+      <w:proofErr w:type="spellStart"/>
       <w:r>
         <w:rPr>
           <w:bCs/>
           <w:szCs w:val="20"/>
         </w:rPr>
-        <w:t xml:space="preserve"> for that picture I search in google and it gives me</w:t>
-      </w:r>
+        <w:t>i</w:t>
+      </w:r>
+      <w:proofErr w:type="spellEnd"/>
       <w:r>
         <w:rPr>
           <w:bCs/>
           <w:szCs w:val="20"/>
         </w:rPr>
-        <w:t xml:space="preserve"> pic link also for some emoji there is some </w:t>
+        <w:t xml:space="preserve">&gt; and graduation cap etc.. </w:t>
       </w:r>
       <w:r>
         <w:rPr>
           <w:bCs/>
           <w:szCs w:val="20"/>
         </w:rPr>
-        <w:t xml:space="preserve">class keyword in </w:t>
-      </w:r>
-      <w:proofErr w:type="gramStart"/>
-      <w:r>
-        <w:rPr>
-          <w:bCs/>
-          <w:szCs w:val="20"/>
-        </w:rPr>
-        <w:t>html</w:t>
-      </w:r>
-      <w:r>
-        <w:rPr>
-          <w:bCs/>
-          <w:szCs w:val="20"/>
-        </w:rPr>
-        <w:t xml:space="preserve"> </w:t>
-      </w:r>
-      <w:r>
-        <w:rPr>
-          <w:bCs/>
-          <w:szCs w:val="20"/>
-        </w:rPr>
-        <w:t xml:space="preserve"> </w:t>
-      </w:r>
-      <w:r>
-        <w:rPr>
-          <w:bCs/>
-          <w:szCs w:val="20"/>
-        </w:rPr>
-        <w:t>(i</w:t>
-      </w:r>
-      <w:r>
-        <w:rPr>
-          <w:bCs/>
-          <w:szCs w:val="20"/>
-        </w:rPr>
-        <w:t>.e. :</w:t>
-      </w:r>
-      <w:proofErr w:type="gramEnd"/>
-      <w:r>
-        <w:rPr>
-          <w:bCs/>
-          <w:szCs w:val="20"/>
-        </w:rPr>
-        <w:t xml:space="preserve"> &lt;</w:t>
-      </w:r>
-      <w:proofErr w:type="spellStart"/>
-      <w:r>
-        <w:rPr>
-          <w:bCs/>
-          <w:szCs w:val="20"/>
-        </w:rPr>
-        <w:t>i</w:t>
-      </w:r>
-      <w:proofErr w:type="spellEnd"/>
-      <w:r>
-        <w:rPr>
-          <w:bCs/>
-          <w:szCs w:val="20"/>
-        </w:rPr>
-        <w:t xml:space="preserve"> class="fa fa-shopping-cart"&gt;&lt;/</w:t>
-      </w:r>
-      <w:proofErr w:type="spellStart"/>
-      <w:r>
-        <w:rPr>
-          <w:bCs/>
-          <w:szCs w:val="20"/>
-        </w:rPr>
-        <w:t>i</w:t>
-      </w:r>
-      <w:proofErr w:type="spellEnd"/>
-      <w:r>
-        <w:rPr>
-          <w:bCs/>
-          <w:szCs w:val="20"/>
-        </w:rPr>
-        <w:t>&gt; and graduation cap etc.</w:t>
-      </w:r>
-      <w:proofErr w:type="gramStart"/>
-      <w:r>
-        <w:rPr>
-          <w:bCs/>
-          <w:szCs w:val="20"/>
-        </w:rPr>
-        <w:t xml:space="preserve">. </w:t>
-      </w:r>
-      <w:r>
-        <w:rPr>
-          <w:bCs/>
-          <w:szCs w:val="20"/>
-        </w:rPr>
         <w:t>)</w:t>
       </w:r>
-      <w:proofErr w:type="gramEnd"/>
     </w:p>
     <w:p>
       <w:pPr>
@@ -8954,7 +8728,7 @@
                     <pic:cNvPicPr/>
                   </pic:nvPicPr>
                   <pic:blipFill>
-                    <a:blip r:embed="rId34"/>
+                    <a:blip r:embed="rId39"/>
                     <a:stretch>
                       <a:fillRect/>
                     </a:stretch>
@@ -9070,8 +8844,8 @@
       </w:pPr>
     </w:p>
     <w:sectPr>
-      <w:headerReference w:type="default" r:id="rId35"/>
-      <w:footerReference w:type="default" r:id="rId36"/>
+      <w:headerReference w:type="default" r:id="rId40"/>
+      <w:footerReference w:type="default" r:id="rId41"/>
       <w:pgSz w:w="12240" w:h="15840"/>
       <w:pgMar w:top="1440" w:right="1800" w:bottom="1440" w:left="1800" w:header="720" w:footer="737" w:gutter="0"/>
       <w:pgNumType w:start="1"/>
@@ -9156,6 +8930,7 @@
           <w:docPartGallery w:val="AutoText"/>
         </w:docPartObj>
       </w:sdtPr>
+      <w:sdtEndPr/>
       <w:sdtContent>
         <w:r>
           <w:t xml:space="preserve"> </w:t>
@@ -10551,7 +10326,7 @@
   <w:style w:type="paragraph" w:default="1" w:styleId="Normal">
     <w:name w:val="Normal"/>
     <w:qFormat/>
-    <w:rsid w:val="002D7F37"/>
+    <w:rsid w:val="00960FFD"/>
     <w:pPr>
       <w:spacing w:after="200" w:line="276" w:lineRule="auto"/>
     </w:pPr>
@@ -10765,7 +10540,6 @@
   <w:style w:type="character" w:default="1" w:styleId="DefaultParagraphFont">
     <w:name w:val="Default Paragraph Font"/>
     <w:uiPriority w:val="1"/>
-    <w:semiHidden/>
     <w:unhideWhenUsed/>
   </w:style>
   <w:style w:type="table" w:default="1" w:styleId="TableNormal">
